--- a/docs/diagrams description/use_case_diagram.docx
+++ b/docs/diagrams description/use_case_diagram.docx
@@ -2108,15 +2108,15 @@
               </w:rPr>
               <w:t>1. Operator chọn chức năng chạy kịch bản thực nghiệm từ menu chính.</w:t>
               <w:br/>
-              <w:t>2. Hệ thống lần lượt kích hoạt chạy 4 thực nghiệm tương ứng với các lớp:</w:t>
+              <w:t>2. Hệ thống lần lượt kích hoạt chạy 3 thực nghiệm tương ứng với các lớp:</w:t>
               <w:br/>
               <w:t xml:space="preserve">   - Exp1_PriorityQueue: Đo thời gian thêm/xóa phần tử trên Heap.</w:t>
               <w:br/>
               <w:t xml:space="preserve">   - Exp2_AgingAlgorithm: Đo đạc sự thay đổi độ ưu tiên và thời gian chờ để phân tích starvation.</w:t>
               <w:br/>
-              <w:t xml:space="preserve">   - Exp3_HistoryLookup: Kiểm thử hiệu năng tìm kiếm tuyến tính trên tệp lịch sử.</w:t>
+              <w:t xml:space="preserve">   - Exp3_CallbackFairness: Thử nghiệm so sánh hiệu năng Circular Queue và Doubly Linked List khi chèn/sắp xếp callback và đo độ công bằng Gini.</w:t>
               <w:br/>
-              <w:t xml:space="preserve">   - Exp4_ConsoleRender: Đo thời gian định dạng và kết xuất dữ liệu đồ họa console.</w:t>
+              <w:t xml:space="preserve"/>
               <w:br/>
               <w:t>3. Hệ thống thu thập các kết quả đo đạc (thời gian thực thi bằng ms, số lần so sánh, số bản ghi xử lý).</w:t>
               <w:br/>
